--- a/Backend/Director_Disclosure/Output_Disclosures/2024-25/MP_POWER_TRANSMISSION_PACKAGE_II_LIMITED/DIR-8/DIR8_KAMAL_RAMESH_HARLAKHA_03575874.docx
+++ b/Backend/Director_Disclosure/Output_Disclosures/2024-25/MP_POWER_TRANSMISSION_PACKAGE_II_LIMITED/DIR-8/DIR8_KAMAL_RAMESH_HARLAKHA_03575874.docx
@@ -865,146 +865,6 @@
           </w:p>
         </w:tc>
       </w:tr>
-      <w:tr>
-        <w:tc>
-          <w:tcPr>
-            <w:tcW w:type="dxa" w:w="636"/>
-          </w:tcPr>
-          <w:p>
-            <w:pPr>
-              <w:spacing w:after="0"/>
-              <w:ind w:left="360"/>
-            </w:pPr>
-            <w:r>
-              <w:rPr>
-                <w:rFonts w:ascii="Adani" w:hAnsi="Adani" w:eastAsia="Adani" w:cs="Adani"/>
-                <w:b w:val="0"/>
-                <w:sz w:val="23"/>
-              </w:rPr>
-              <w:t>9</w:t>
-            </w:r>
-          </w:p>
-        </w:tc>
-        <w:tc>
-          <w:tcPr>
-            <w:tcW w:type="dxa" w:w="3864"/>
-          </w:tcPr>
-          <w:p>
-            <w:pPr>
-              <w:spacing w:after="0"/>
-              <w:jc w:val="both"/>
-            </w:pPr>
-            <w:r>
-              <w:rPr>
-                <w:rFonts w:ascii="Adani" w:hAnsi="Adani" w:eastAsia="Adani" w:cs="Adani"/>
-                <w:b w:val="0"/>
-                <w:sz w:val="23"/>
-              </w:rPr>
-              <w:t>MAHARASHTRA EASTERN GRID POWER TRANSMISSION COMPANY LIMITED</w:t>
-            </w:r>
-          </w:p>
-        </w:tc>
-        <w:tc>
-          <w:tcPr>
-            <w:tcW w:type="dxa" w:w="2610"/>
-          </w:tcPr>
-          <w:p>
-            <w:pPr>
-              <w:spacing w:after="0"/>
-              <w:jc w:val="center"/>
-            </w:pPr>
-            <w:r>
-              <w:rPr>
-                <w:rFonts w:ascii="Adani" w:hAnsi="Adani" w:eastAsia="Adani" w:cs="Adani"/>
-                <w:b w:val="0"/>
-                <w:sz w:val="23"/>
-              </w:rPr>
-              <w:t>22/01/2025</w:t>
-            </w:r>
-          </w:p>
-        </w:tc>
-        <w:tc>
-          <w:tcPr>
-            <w:tcW w:type="dxa" w:w="2250"/>
-          </w:tcPr>
-          <w:p>
-            <w:pPr>
-              <w:spacing w:after="0"/>
-              <w:jc w:val="center"/>
-            </w:pPr>
-          </w:p>
-        </w:tc>
-      </w:tr>
-      <w:tr>
-        <w:tc>
-          <w:tcPr>
-            <w:tcW w:type="dxa" w:w="636"/>
-          </w:tcPr>
-          <w:p>
-            <w:pPr>
-              <w:spacing w:after="0"/>
-              <w:ind w:left="360"/>
-            </w:pPr>
-            <w:r>
-              <w:rPr>
-                <w:rFonts w:ascii="Adani" w:hAnsi="Adani" w:eastAsia="Adani" w:cs="Adani"/>
-                <w:b w:val="0"/>
-                <w:sz w:val="23"/>
-              </w:rPr>
-              <w:t>10</w:t>
-            </w:r>
-          </w:p>
-        </w:tc>
-        <w:tc>
-          <w:tcPr>
-            <w:tcW w:type="dxa" w:w="3864"/>
-          </w:tcPr>
-          <w:p>
-            <w:pPr>
-              <w:spacing w:after="0"/>
-              <w:jc w:val="both"/>
-            </w:pPr>
-            <w:r>
-              <w:rPr>
-                <w:rFonts w:ascii="Adani" w:hAnsi="Adani" w:eastAsia="Adani" w:cs="Adani"/>
-                <w:b w:val="0"/>
-                <w:sz w:val="23"/>
-              </w:rPr>
-              <w:t>GRAY SOLUTIONS PRIVATE LIMITED</w:t>
-            </w:r>
-          </w:p>
-        </w:tc>
-        <w:tc>
-          <w:tcPr>
-            <w:tcW w:type="dxa" w:w="2610"/>
-          </w:tcPr>
-          <w:p>
-            <w:pPr>
-              <w:spacing w:after="0"/>
-              <w:jc w:val="center"/>
-            </w:pPr>
-            <w:r>
-              <w:rPr>
-                <w:rFonts w:ascii="Adani" w:hAnsi="Adani" w:eastAsia="Adani" w:cs="Adani"/>
-                <w:b w:val="0"/>
-                <w:sz w:val="23"/>
-              </w:rPr>
-              <w:t>23/08/2011</w:t>
-            </w:r>
-          </w:p>
-        </w:tc>
-        <w:tc>
-          <w:tcPr>
-            <w:tcW w:type="dxa" w:w="2250"/>
-          </w:tcPr>
-          <w:p>
-            <w:pPr>
-              <w:spacing w:after="0"/>
-              <w:jc w:val="center"/>
-            </w:pPr>
-          </w:p>
-        </w:tc>
-      </w:tr>
     </w:tbl>
     <w:p>
       <w:pPr>
@@ -1105,7 +965,7 @@
           <w:b w:val="0"/>
           <w:sz w:val="23"/>
         </w:rPr>
-        <w:t xml:space="preserve">Date: 07th May, 2026</w:t>
+        <w:t xml:space="preserve">Date: 15th May, 2026</w:t>
         <w:tab/>
       </w:r>
     </w:p>

--- a/Backend/Director_Disclosure/Output_Disclosures/2024-25/MP_POWER_TRANSMISSION_PACKAGE_II_LIMITED/DIR-8/DIR8_KAMAL_RAMESH_HARLAKHA_03575874.docx
+++ b/Backend/Director_Disclosure/Output_Disclosures/2024-25/MP_POWER_TRANSMISSION_PACKAGE_II_LIMITED/DIR-8/DIR8_KAMAL_RAMESH_HARLAKHA_03575874.docx
@@ -340,76 +340,6 @@
                 <w:b w:val="0"/>
                 <w:sz w:val="23"/>
               </w:rPr>
-              <w:t>FATEHGARH-BHADLA TRANSMISSION LIMITED</w:t>
-            </w:r>
-          </w:p>
-        </w:tc>
-        <w:tc>
-          <w:tcPr>
-            <w:tcW w:type="dxa" w:w="2610"/>
-          </w:tcPr>
-          <w:p>
-            <w:pPr>
-              <w:spacing w:after="0"/>
-              <w:jc w:val="center"/>
-            </w:pPr>
-            <w:r>
-              <w:rPr>
-                <w:rFonts w:ascii="Adani" w:hAnsi="Adani" w:eastAsia="Adani" w:cs="Adani"/>
-                <w:b w:val="0"/>
-                <w:sz w:val="23"/>
-              </w:rPr>
-              <w:t>24/06/2025</w:t>
-            </w:r>
-          </w:p>
-        </w:tc>
-        <w:tc>
-          <w:tcPr>
-            <w:tcW w:type="dxa" w:w="2250"/>
-          </w:tcPr>
-          <w:p>
-            <w:pPr>
-              <w:spacing w:after="0"/>
-              <w:jc w:val="center"/>
-            </w:pPr>
-          </w:p>
-        </w:tc>
-      </w:tr>
-      <w:tr>
-        <w:tc>
-          <w:tcPr>
-            <w:tcW w:type="dxa" w:w="636"/>
-          </w:tcPr>
-          <w:p>
-            <w:pPr>
-              <w:spacing w:after="0"/>
-              <w:ind w:left="360"/>
-            </w:pPr>
-            <w:r>
-              <w:rPr>
-                <w:rFonts w:ascii="Adani" w:hAnsi="Adani" w:eastAsia="Adani" w:cs="Adani"/>
-                <w:b w:val="0"/>
-                <w:sz w:val="23"/>
-              </w:rPr>
-              <w:t>2</w:t>
-            </w:r>
-          </w:p>
-        </w:tc>
-        <w:tc>
-          <w:tcPr>
-            <w:tcW w:type="dxa" w:w="3864"/>
-          </w:tcPr>
-          <w:p>
-            <w:pPr>
-              <w:spacing w:after="0"/>
-              <w:jc w:val="both"/>
-            </w:pPr>
-            <w:r>
-              <w:rPr>
-                <w:rFonts w:ascii="Adani" w:hAnsi="Adani" w:eastAsia="Adani" w:cs="Adani"/>
-                <w:b w:val="0"/>
-                <w:sz w:val="23"/>
-              </w:rPr>
               <w:t>ADANI TRANSMISSION BIKANER SIKAR LIMITED</w:t>
             </w:r>
           </w:p>
@@ -461,7 +391,7 @@
                 <w:b w:val="0"/>
                 <w:sz w:val="23"/>
               </w:rPr>
-              <w:t>3</w:t>
+              <w:t>2</w:t>
             </w:r>
           </w:p>
         </w:tc>
@@ -474,14 +404,6 @@
               <w:spacing w:after="0"/>
               <w:jc w:val="both"/>
             </w:pPr>
-            <w:r>
-              <w:rPr>
-                <w:rFonts w:ascii="Adani" w:hAnsi="Adani" w:eastAsia="Adani" w:cs="Adani"/>
-                <w:b w:val="0"/>
-                <w:sz w:val="23"/>
-              </w:rPr>
-              <w:t>ADANI TRANSMISSION STEP-ONE LIMITED</w:t>
-            </w:r>
           </w:p>
         </w:tc>
         <w:tc>
@@ -493,14 +415,6 @@
               <w:spacing w:after="0"/>
               <w:jc w:val="center"/>
             </w:pPr>
-            <w:r>
-              <w:rPr>
-                <w:rFonts w:ascii="Adani" w:hAnsi="Adani" w:eastAsia="Adani" w:cs="Adani"/>
-                <w:b w:val="0"/>
-                <w:sz w:val="23"/>
-              </w:rPr>
-              <w:t>21/06/2025</w:t>
-            </w:r>
           </w:p>
         </w:tc>
         <w:tc>
@@ -531,7 +445,7 @@
                 <w:b w:val="0"/>
                 <w:sz w:val="23"/>
               </w:rPr>
-              <w:t>4</w:t>
+              <w:t>3</w:t>
             </w:r>
           </w:p>
         </w:tc>
@@ -544,14 +458,6 @@
               <w:spacing w:after="0"/>
               <w:jc w:val="both"/>
             </w:pPr>
-            <w:r>
-              <w:rPr>
-                <w:rFonts w:ascii="Adani" w:hAnsi="Adani" w:eastAsia="Adani" w:cs="Adani"/>
-                <w:b w:val="0"/>
-                <w:sz w:val="23"/>
-              </w:rPr>
-              <w:t>MP POWER TRANSMISSION PACKAGE-II LIMITED</w:t>
-            </w:r>
           </w:p>
         </w:tc>
         <w:tc>
@@ -563,294 +469,6 @@
               <w:spacing w:after="0"/>
               <w:jc w:val="center"/>
             </w:pPr>
-            <w:r>
-              <w:rPr>
-                <w:rFonts w:ascii="Adani" w:hAnsi="Adani" w:eastAsia="Adani" w:cs="Adani"/>
-                <w:b w:val="0"/>
-                <w:sz w:val="23"/>
-              </w:rPr>
-              <w:t>20/03/2025</w:t>
-            </w:r>
-          </w:p>
-        </w:tc>
-        <w:tc>
-          <w:tcPr>
-            <w:tcW w:type="dxa" w:w="2250"/>
-          </w:tcPr>
-          <w:p>
-            <w:pPr>
-              <w:spacing w:after="0"/>
-              <w:jc w:val="center"/>
-            </w:pPr>
-          </w:p>
-        </w:tc>
-      </w:tr>
-      <w:tr>
-        <w:tc>
-          <w:tcPr>
-            <w:tcW w:type="dxa" w:w="636"/>
-          </w:tcPr>
-          <w:p>
-            <w:pPr>
-              <w:spacing w:after="0"/>
-              <w:ind w:left="360"/>
-            </w:pPr>
-            <w:r>
-              <w:rPr>
-                <w:rFonts w:ascii="Adani" w:hAnsi="Adani" w:eastAsia="Adani" w:cs="Adani"/>
-                <w:b w:val="0"/>
-                <w:sz w:val="23"/>
-              </w:rPr>
-              <w:t>5</w:t>
-            </w:r>
-          </w:p>
-        </w:tc>
-        <w:tc>
-          <w:tcPr>
-            <w:tcW w:type="dxa" w:w="3864"/>
-          </w:tcPr>
-          <w:p>
-            <w:pPr>
-              <w:spacing w:after="0"/>
-              <w:jc w:val="both"/>
-            </w:pPr>
-            <w:r>
-              <w:rPr>
-                <w:rFonts w:ascii="Adani" w:hAnsi="Adani" w:eastAsia="Adani" w:cs="Adani"/>
-                <w:b w:val="0"/>
-                <w:sz w:val="23"/>
-              </w:rPr>
-              <w:t>KHARGHAR VIKHROLI TRANSMISSION LIMITED</w:t>
-            </w:r>
-          </w:p>
-        </w:tc>
-        <w:tc>
-          <w:tcPr>
-            <w:tcW w:type="dxa" w:w="2610"/>
-          </w:tcPr>
-          <w:p>
-            <w:pPr>
-              <w:spacing w:after="0"/>
-              <w:jc w:val="center"/>
-            </w:pPr>
-            <w:r>
-              <w:rPr>
-                <w:rFonts w:ascii="Adani" w:hAnsi="Adani" w:eastAsia="Adani" w:cs="Adani"/>
-                <w:b w:val="0"/>
-                <w:sz w:val="23"/>
-              </w:rPr>
-              <w:t>15/03/2025</w:t>
-            </w:r>
-          </w:p>
-        </w:tc>
-        <w:tc>
-          <w:tcPr>
-            <w:tcW w:type="dxa" w:w="2250"/>
-          </w:tcPr>
-          <w:p>
-            <w:pPr>
-              <w:spacing w:after="0"/>
-              <w:jc w:val="center"/>
-            </w:pPr>
-          </w:p>
-        </w:tc>
-      </w:tr>
-      <w:tr>
-        <w:tc>
-          <w:tcPr>
-            <w:tcW w:type="dxa" w:w="636"/>
-          </w:tcPr>
-          <w:p>
-            <w:pPr>
-              <w:spacing w:after="0"/>
-              <w:ind w:left="360"/>
-            </w:pPr>
-            <w:r>
-              <w:rPr>
-                <w:rFonts w:ascii="Adani" w:hAnsi="Adani" w:eastAsia="Adani" w:cs="Adani"/>
-                <w:b w:val="0"/>
-                <w:sz w:val="23"/>
-              </w:rPr>
-              <w:t>6</w:t>
-            </w:r>
-          </w:p>
-        </w:tc>
-        <w:tc>
-          <w:tcPr>
-            <w:tcW w:type="dxa" w:w="3864"/>
-          </w:tcPr>
-          <w:p>
-            <w:pPr>
-              <w:spacing w:after="0"/>
-              <w:jc w:val="both"/>
-            </w:pPr>
-            <w:r>
-              <w:rPr>
-                <w:rFonts w:ascii="Adani" w:hAnsi="Adani" w:eastAsia="Adani" w:cs="Adani"/>
-                <w:b w:val="0"/>
-                <w:sz w:val="23"/>
-              </w:rPr>
-              <w:t>OBRA-C BADAUN TRANSMISSION LIMITED</w:t>
-            </w:r>
-          </w:p>
-        </w:tc>
-        <w:tc>
-          <w:tcPr>
-            <w:tcW w:type="dxa" w:w="2610"/>
-          </w:tcPr>
-          <w:p>
-            <w:pPr>
-              <w:spacing w:after="0"/>
-              <w:jc w:val="center"/>
-            </w:pPr>
-            <w:r>
-              <w:rPr>
-                <w:rFonts w:ascii="Adani" w:hAnsi="Adani" w:eastAsia="Adani" w:cs="Adani"/>
-                <w:b w:val="0"/>
-                <w:sz w:val="23"/>
-              </w:rPr>
-              <w:t>15/03/2025</w:t>
-            </w:r>
-          </w:p>
-        </w:tc>
-        <w:tc>
-          <w:tcPr>
-            <w:tcW w:type="dxa" w:w="2250"/>
-          </w:tcPr>
-          <w:p>
-            <w:pPr>
-              <w:spacing w:after="0"/>
-              <w:jc w:val="center"/>
-            </w:pPr>
-          </w:p>
-        </w:tc>
-      </w:tr>
-      <w:tr>
-        <w:tc>
-          <w:tcPr>
-            <w:tcW w:type="dxa" w:w="636"/>
-          </w:tcPr>
-          <w:p>
-            <w:pPr>
-              <w:spacing w:after="0"/>
-              <w:ind w:left="360"/>
-            </w:pPr>
-            <w:r>
-              <w:rPr>
-                <w:rFonts w:ascii="Adani" w:hAnsi="Adani" w:eastAsia="Adani" w:cs="Adani"/>
-                <w:b w:val="0"/>
-                <w:sz w:val="23"/>
-              </w:rPr>
-              <w:t>7</w:t>
-            </w:r>
-          </w:p>
-        </w:tc>
-        <w:tc>
-          <w:tcPr>
-            <w:tcW w:type="dxa" w:w="3864"/>
-          </w:tcPr>
-          <w:p>
-            <w:pPr>
-              <w:spacing w:after="0"/>
-              <w:jc w:val="both"/>
-            </w:pPr>
-            <w:r>
-              <w:rPr>
-                <w:rFonts w:ascii="Adani" w:hAnsi="Adani" w:eastAsia="Adani" w:cs="Adani"/>
-                <w:b w:val="0"/>
-                <w:sz w:val="23"/>
-              </w:rPr>
-              <w:t>BIKANER-KHETRI TRANSMISSION LIMITED</w:t>
-            </w:r>
-          </w:p>
-        </w:tc>
-        <w:tc>
-          <w:tcPr>
-            <w:tcW w:type="dxa" w:w="2610"/>
-          </w:tcPr>
-          <w:p>
-            <w:pPr>
-              <w:spacing w:after="0"/>
-              <w:jc w:val="center"/>
-            </w:pPr>
-            <w:r>
-              <w:rPr>
-                <w:rFonts w:ascii="Adani" w:hAnsi="Adani" w:eastAsia="Adani" w:cs="Adani"/>
-                <w:b w:val="0"/>
-                <w:sz w:val="23"/>
-              </w:rPr>
-              <w:t>13/03/2025</w:t>
-            </w:r>
-          </w:p>
-        </w:tc>
-        <w:tc>
-          <w:tcPr>
-            <w:tcW w:type="dxa" w:w="2250"/>
-          </w:tcPr>
-          <w:p>
-            <w:pPr>
-              <w:spacing w:after="0"/>
-              <w:jc w:val="center"/>
-            </w:pPr>
-          </w:p>
-        </w:tc>
-      </w:tr>
-      <w:tr>
-        <w:tc>
-          <w:tcPr>
-            <w:tcW w:type="dxa" w:w="636"/>
-          </w:tcPr>
-          <w:p>
-            <w:pPr>
-              <w:spacing w:after="0"/>
-              <w:ind w:left="360"/>
-            </w:pPr>
-            <w:r>
-              <w:rPr>
-                <w:rFonts w:ascii="Adani" w:hAnsi="Adani" w:eastAsia="Adani" w:cs="Adani"/>
-                <w:b w:val="0"/>
-                <w:sz w:val="23"/>
-              </w:rPr>
-              <w:t>8</w:t>
-            </w:r>
-          </w:p>
-        </w:tc>
-        <w:tc>
-          <w:tcPr>
-            <w:tcW w:type="dxa" w:w="3864"/>
-          </w:tcPr>
-          <w:p>
-            <w:pPr>
-              <w:spacing w:after="0"/>
-              <w:jc w:val="both"/>
-            </w:pPr>
-            <w:r>
-              <w:rPr>
-                <w:rFonts w:ascii="Adani" w:hAnsi="Adani" w:eastAsia="Adani" w:cs="Adani"/>
-                <w:b w:val="0"/>
-                <w:sz w:val="23"/>
-              </w:rPr>
-              <w:t>GOPALAYA BUILD ESTATE PRIVATE LIMITED</w:t>
-            </w:r>
-          </w:p>
-        </w:tc>
-        <w:tc>
-          <w:tcPr>
-            <w:tcW w:type="dxa" w:w="2610"/>
-          </w:tcPr>
-          <w:p>
-            <w:pPr>
-              <w:spacing w:after="0"/>
-              <w:jc w:val="center"/>
-            </w:pPr>
-            <w:r>
-              <w:rPr>
-                <w:rFonts w:ascii="Adani" w:hAnsi="Adani" w:eastAsia="Adani" w:cs="Adani"/>
-                <w:b w:val="0"/>
-                <w:sz w:val="23"/>
-              </w:rPr>
-              <w:t>10/03/2025</w:t>
-            </w:r>
           </w:p>
         </w:tc>
         <w:tc>
@@ -965,7 +583,7 @@
           <w:b w:val="0"/>
           <w:sz w:val="23"/>
         </w:rPr>
-        <w:t xml:space="preserve">Date: 15th May, 2026</w:t>
+        <w:t xml:space="preserve">Date: 27th May, 2026</w:t>
         <w:tab/>
       </w:r>
     </w:p>
